--- a/World-Builds/01-Post-Apostolic-House-Church/CiC_W1_Doc07_Integrated_Ecology_Analysis_FINAL.docx
+++ b/World-Builds/01-Post-Apostolic-House-Church/CiC_W1_Doc07_Integrated_Ecology_Analysis_FINAL.docx
@@ -2,15 +2,14 @@
 <file path=word/document.xml><?xml version="1.0" encoding="utf-8"?>
 <w:document xmlns:w="http://schemas.openxmlformats.org/wordprocessingml/2006/main" xmlns:m="http://schemas.openxmlformats.org/officeDocument/2006/math" xmlns:r="http://schemas.openxmlformats.org/officeDocument/2006/relationships" xmlns:o="urn:schemas-microsoft-com:office:office" xmlns:v="urn:schemas-microsoft-com:vml" xmlns:w10="urn:schemas-microsoft-com:office:word" xmlns:a="http://schemas.openxmlformats.org/drawingml/2006/main" xmlns:pic="http://schemas.openxmlformats.org/drawingml/2006/picture" xmlns:wp="http://schemas.openxmlformats.org/drawingml/2006/wordprocessingDrawing">
   <w:body>
+    <w:bookmarkStart w:id="38" w:name="doc_07-integrated-ecology-analysis"/>
     <w:p>
       <w:pPr>
         <w:pStyle w:val="Heading1"/>
       </w:pPr>
-      <w:bookmarkStart w:id="20" w:name="doc_07-integrated-ecology-analysis"/>
       <w:r>
         <w:t xml:space="preserve">Doc_07 — Integrated Ecology Analysis</w:t>
       </w:r>
-      <w:bookmarkEnd w:id="20"/>
     </w:p>
     <w:p>
       <w:pPr>
@@ -18,6 +17,7 @@
       </w:pPr>
       <w:r>
         <w:rPr>
+          <w:bCs/>
           <w:b/>
         </w:rPr>
         <w:t xml:space="preserve">World #1: Post-Apostolic/Sub-Apostolic House-Church Christianity (c.70–200 CE; Antioch/Syria, Asia Minor, Rome)</w:t>
@@ -29,6 +29,7 @@
       </w:pPr>
       <w:r>
         <w:rPr>
+          <w:bCs/>
           <w:b/>
         </w:rPr>
         <w:t xml:space="preserve">World code:</w:t>
@@ -55,6 +56,7 @@
       </w:pPr>
       <w:r>
         <w:rPr>
+          <w:bCs/>
           <w:b/>
         </w:rPr>
         <w:t xml:space="preserve">Status:</w:t>
@@ -72,6 +74,7 @@
       </w:pPr>
       <w:r>
         <w:rPr>
+          <w:bCs/>
           <w:b/>
         </w:rPr>
         <w:t xml:space="preserve">Governed by:</w:t>
@@ -89,6 +92,7 @@
       </w:pPr>
       <w:r>
         <w:rPr>
+          <w:bCs/>
           <w:b/>
         </w:rPr>
         <w:t xml:space="preserve">Built from:</w:t>
@@ -106,6 +110,7 @@
       </w:pPr>
       <w:r>
         <w:rPr>
+          <w:bCs/>
           <w:b/>
         </w:rPr>
         <w:t xml:space="preserve">Voice:</w:t>
@@ -123,6 +128,7 @@
       </w:pPr>
       <w:r>
         <w:rPr>
+          <w:bCs/>
           <w:b/>
         </w:rPr>
         <w:t xml:space="preserve">Methodological note on lens structure, disclosed up front per this world’s own established practice of surfacing interpretive choices rather than silently resolving them (Doc_05 Section 0; Doc_06 Section 0):</w:t>
@@ -159,15 +165,14 @@
         </w:pict>
       </w:r>
     </w:p>
+    <w:bookmarkStart w:id="21" w:name="X73e97b45229c7f6367a76336e4d4655d0b1ea3d"/>
     <w:p>
       <w:pPr>
         <w:pStyle w:val="Heading2"/>
       </w:pPr>
-      <w:bookmarkStart w:id="21" w:name="X73e97b45229c7f6367a76336e4d4655d0b1ea3d"/>
       <w:r>
         <w:t xml:space="preserve">Section 1 — Document Identity and Confirmed Inputs</w:t>
       </w:r>
-      <w:bookmarkEnd w:id="21"/>
     </w:p>
     <w:p>
       <w:pPr>
@@ -175,6 +180,7 @@
       </w:pPr>
       <w:r>
         <w:rPr>
+          <w:bCs/>
           <w:b/>
         </w:rPr>
         <w:t xml:space="preserve">World name:</w:t>
@@ -192,6 +198,7 @@
       </w:pPr>
       <w:r>
         <w:rPr>
+          <w:bCs/>
           <w:b/>
         </w:rPr>
         <w:t xml:space="preserve">World code:</w:t>
@@ -212,6 +219,7 @@
       </w:pPr>
       <w:r>
         <w:rPr>
+          <w:bCs/>
           <w:b/>
         </w:rPr>
         <w:t xml:space="preserve">Builder:</w:t>
@@ -229,6 +237,7 @@
       </w:pPr>
       <w:r>
         <w:rPr>
+          <w:bCs/>
           <w:b/>
         </w:rPr>
         <w:t xml:space="preserve">Date of Doc_07 completion:</w:t>
@@ -240,21 +249,21 @@
         <w:t xml:space="preserve">PENDING — draft stage, not yet reviewed</w:t>
       </w:r>
     </w:p>
+    <w:bookmarkStart w:id="20" w:name="input-document-confirmation-checklist"/>
     <w:p>
       <w:pPr>
         <w:pStyle w:val="Heading3"/>
       </w:pPr>
-      <w:bookmarkStart w:id="22" w:name="input-document-confirmation-checklist"/>
       <w:r>
         <w:t xml:space="preserve">Input Document Confirmation Checklist</w:t>
       </w:r>
-      <w:bookmarkEnd w:id="22"/>
     </w:p>
     <w:tbl>
       <w:tblPr>
         <w:tblStyle w:val="Table"/>
-        <w:tblW w:type="pct" w:w="5000.0"/>
-        <w:tblLook w:firstRow="1"/>
+        <w:tblW w:type="pct" w:w="5000"/>
+        <w:tblLook w:firstRow="1" w:lastRow="0" w:firstColumn="0" w:lastColumn="0" w:noHBand="0" w:noVBand="0" w:val="0020"/>
+        <w:jc w:val="start"/>
       </w:tblPr>
       <w:tblGrid>
         <w:gridCol w:w="3960"/>
@@ -262,15 +271,10 @@
       </w:tblGrid>
       <w:tr>
         <w:trPr>
-          <w:cnfStyle w:firstRow="1"/>
+          <w:tblHeader w:val="true"/>
         </w:trPr>
         <w:tc>
-          <w:tcPr>
-            <w:tcBorders>
-              <w:bottom w:val="single"/>
-            </w:tcBorders>
-            <w:vAlign w:val="bottom"/>
-          </w:tcPr>
+          <w:tcPr/>
           <w:p>
             <w:pPr>
               <w:pStyle w:val="Compact"/>
@@ -282,12 +286,7 @@
           </w:p>
         </w:tc>
         <w:tc>
-          <w:tcPr>
-            <w:tcBorders>
-              <w:bottom w:val="single"/>
-            </w:tcBorders>
-            <w:vAlign w:val="bottom"/>
-          </w:tcPr>
+          <w:tcPr/>
           <w:p>
             <w:pPr>
               <w:pStyle w:val="Compact"/>
@@ -301,6 +300,7 @@
       </w:tr>
       <w:tr>
         <w:tc>
+          <w:tcPr/>
           <w:p>
             <w:pPr>
               <w:pStyle w:val="Compact"/>
@@ -312,6 +312,7 @@
           </w:p>
         </w:tc>
         <w:tc>
+          <w:tcPr/>
           <w:p>
             <w:pPr>
               <w:pStyle w:val="Compact"/>
@@ -325,6 +326,7 @@
       </w:tr>
       <w:tr>
         <w:tc>
+          <w:tcPr/>
           <w:p>
             <w:pPr>
               <w:pStyle w:val="Compact"/>
@@ -336,6 +338,7 @@
           </w:p>
         </w:tc>
         <w:tc>
+          <w:tcPr/>
           <w:p>
             <w:pPr>
               <w:pStyle w:val="Compact"/>
@@ -349,6 +352,7 @@
       </w:tr>
       <w:tr>
         <w:tc>
+          <w:tcPr/>
           <w:p>
             <w:pPr>
               <w:pStyle w:val="Compact"/>
@@ -360,6 +364,7 @@
           </w:p>
         </w:tc>
         <w:tc>
+          <w:tcPr/>
           <w:p>
             <w:pPr>
               <w:pStyle w:val="Compact"/>
@@ -373,6 +378,7 @@
       </w:tr>
       <w:tr>
         <w:tc>
+          <w:tcPr/>
           <w:p>
             <w:pPr>
               <w:pStyle w:val="Compact"/>
@@ -384,6 +390,7 @@
           </w:p>
         </w:tc>
         <w:tc>
+          <w:tcPr/>
           <w:p>
             <w:pPr>
               <w:pStyle w:val="Compact"/>
@@ -397,6 +404,7 @@
       </w:tr>
       <w:tr>
         <w:tc>
+          <w:tcPr/>
           <w:p>
             <w:pPr>
               <w:pStyle w:val="Compact"/>
@@ -408,6 +416,7 @@
           </w:p>
         </w:tc>
         <w:tc>
+          <w:tcPr/>
           <w:p>
             <w:pPr>
               <w:pStyle w:val="Compact"/>
@@ -421,6 +430,7 @@
       </w:tr>
       <w:tr>
         <w:tc>
+          <w:tcPr/>
           <w:p>
             <w:pPr>
               <w:pStyle w:val="Compact"/>
@@ -432,6 +442,7 @@
           </w:p>
         </w:tc>
         <w:tc>
+          <w:tcPr/>
           <w:p>
             <w:pPr>
               <w:pStyle w:val="Compact"/>
@@ -450,6 +461,7 @@
       </w:pPr>
       <w:r>
         <w:rPr>
+          <w:bCs/>
           <w:b/>
         </w:rPr>
         <w:t xml:space="preserve">Gate confirmation:</w:t>
@@ -465,6 +477,7 @@
       </w:r>
       <w:r>
         <w:rPr>
+          <w:bCs/>
           <w:b/>
         </w:rPr>
         <w:t xml:space="preserve">YES.</w:t>
@@ -483,25 +496,25 @@
         </w:pict>
       </w:r>
     </w:p>
+    <w:bookmarkEnd w:id="20"/>
+    <w:bookmarkEnd w:id="21"/>
+    <w:bookmarkStart w:id="31" w:name="section-2-integration-lenses"/>
     <w:p>
       <w:pPr>
         <w:pStyle w:val="Heading2"/>
       </w:pPr>
-      <w:bookmarkStart w:id="23" w:name="section-2-integration-lenses"/>
       <w:r>
         <w:t xml:space="preserve">Section 2 — Integration Lenses</w:t>
       </w:r>
-      <w:bookmarkEnd w:id="23"/>
-    </w:p>
+    </w:p>
+    <w:bookmarkStart w:id="22" w:name="a-emotional-ecology-required"/>
     <w:p>
       <w:pPr>
         <w:pStyle w:val="Heading3"/>
       </w:pPr>
-      <w:bookmarkStart w:id="24" w:name="a-emotional-ecology-required"/>
       <w:r>
         <w:t xml:space="preserve">2A — Emotional Ecology [REQUIRED]</w:t>
       </w:r>
-      <w:bookmarkEnd w:id="24"/>
     </w:p>
     <w:p>
       <w:pPr>
@@ -509,6 +522,7 @@
       </w:pPr>
       <w:r>
         <w:rPr>
+          <w:bCs/>
           <w:b/>
         </w:rPr>
         <w:t xml:space="preserve">What this lens reveals for this world:</w:t>
@@ -526,6 +540,7 @@
       </w:pPr>
       <w:r>
         <w:rPr>
+          <w:bCs/>
           <w:b/>
         </w:rPr>
         <w:t xml:space="preserve">Dominant emotional register:</w:t>
@@ -577,6 +592,7 @@
       </w:r>
       <w:r>
         <w:rPr>
+          <w:iCs/>
           <w:i/>
         </w:rPr>
         <w:t xml:space="preserve">Romans</w:t>
@@ -625,6 +641,7 @@
       </w:r>
       <w:r>
         <w:rPr>
+          <w:iCs/>
           <w:i/>
         </w:rPr>
         <w:t xml:space="preserve">Martyrdom of Polycarp</w:t>
@@ -640,6 +657,7 @@
       </w:r>
       <w:r>
         <w:rPr>
+          <w:bCs/>
           <w:b/>
         </w:rPr>
         <w:t xml:space="preserve">Clearly</w:t>
@@ -691,6 +709,7 @@
       </w:r>
       <w:r>
         <w:rPr>
+          <w:iCs/>
           <w:i/>
         </w:rPr>
         <w:t xml:space="preserve">ekklesia</w:t>
@@ -706,6 +725,7 @@
       </w:r>
       <w:r>
         <w:rPr>
+          <w:iCs/>
           <w:i/>
         </w:rPr>
         <w:t xml:space="preserve">ekklesia</w:t>
@@ -732,6 +752,7 @@
       </w:pPr>
       <w:r>
         <w:rPr>
+          <w:bCs/>
           <w:b/>
         </w:rPr>
         <w:t xml:space="preserve">Emotionally dangerous states:</w:t>
@@ -818,6 +839,7 @@
       </w:pPr>
       <w:r>
         <w:rPr>
+          <w:bCs/>
           <w:b/>
         </w:rPr>
         <w:t xml:space="preserve">Emotional arc of formation:</w:t>
@@ -887,6 +909,7 @@
       </w:r>
       <w:r>
         <w:rPr>
+          <w:iCs/>
           <w:i/>
         </w:rPr>
         <w:t xml:space="preserve">end</w:t>
@@ -904,6 +927,7 @@
       </w:pPr>
       <w:r>
         <w:rPr>
+          <w:bCs/>
           <w:b/>
         </w:rPr>
         <w:t xml:space="preserve">Gravities most visible in the emotional texture:</w:t>
@@ -921,6 +945,7 @@
       </w:pPr>
       <w:r>
         <w:rPr>
+          <w:bCs/>
           <w:b/>
         </w:rPr>
         <w:t xml:space="preserve">What Emotional Ecology reveals that Doc_05 alone did not show:</w:t>
@@ -939,15 +964,15 @@
         </w:pict>
       </w:r>
     </w:p>
+    <w:bookmarkEnd w:id="22"/>
+    <w:bookmarkStart w:id="23" w:name="b-philosophical-ecology-required"/>
     <w:p>
       <w:pPr>
         <w:pStyle w:val="Heading3"/>
       </w:pPr>
-      <w:bookmarkStart w:id="25" w:name="b-philosophical-ecology-required"/>
       <w:r>
         <w:t xml:space="preserve">2B — Philosophical Ecology [REQUIRED]</w:t>
       </w:r>
-      <w:bookmarkEnd w:id="25"/>
     </w:p>
     <w:p>
       <w:pPr>
@@ -955,6 +980,7 @@
       </w:pPr>
       <w:r>
         <w:rPr>
+          <w:bCs/>
           <w:b/>
         </w:rPr>
         <w:t xml:space="preserve">What this lens reveals for this world:</w:t>
@@ -972,6 +998,7 @@
       </w:pPr>
       <w:r>
         <w:rPr>
+          <w:bCs/>
           <w:b/>
         </w:rPr>
         <w:t xml:space="preserve">Fundamental ontological assumptions:</w:t>
@@ -1025,6 +1052,7 @@
       </w:pPr>
       <w:r>
         <w:rPr>
+          <w:bCs/>
           <w:b/>
         </w:rPr>
         <w:t xml:space="preserve">Understanding of the human person:</w:t>
@@ -1078,6 +1106,7 @@
       </w:pPr>
       <w:r>
         <w:rPr>
+          <w:bCs/>
           <w:b/>
         </w:rPr>
         <w:t xml:space="preserve">Temporal assumptions:</w:t>
@@ -1131,6 +1160,7 @@
       </w:pPr>
       <w:r>
         <w:rPr>
+          <w:bCs/>
           <w:b/>
         </w:rPr>
         <w:t xml:space="preserve">How philosophical ecology grounds the emotional ecology:</w:t>
@@ -1148,6 +1178,7 @@
       </w:pPr>
       <w:r>
         <w:rPr>
+          <w:bCs/>
           <w:b/>
         </w:rPr>
         <w:t xml:space="preserve">Gravities most visible in the philosophical structure:</w:t>
@@ -1178,6 +1209,7 @@
       </w:r>
       <w:r>
         <w:rPr>
+          <w:iCs/>
           <w:i/>
         </w:rPr>
         <w:t xml:space="preserve">oikos</w:t>
@@ -1195,6 +1227,7 @@
       </w:pPr>
       <w:r>
         <w:rPr>
+          <w:bCs/>
           <w:b/>
         </w:rPr>
         <w:t xml:space="preserve">What Philosophical Ecology reveals that Doc_05 alone did not show:</w:t>
@@ -1213,15 +1246,15 @@
         </w:pict>
       </w:r>
     </w:p>
+    <w:bookmarkEnd w:id="23"/>
+    <w:bookmarkStart w:id="24" w:name="c-authority-structures-required"/>
     <w:p>
       <w:pPr>
         <w:pStyle w:val="Heading3"/>
       </w:pPr>
-      <w:bookmarkStart w:id="26" w:name="c-authority-structures-required"/>
       <w:r>
         <w:t xml:space="preserve">2C — Authority Structures [REQUIRED]</w:t>
       </w:r>
-      <w:bookmarkEnd w:id="26"/>
     </w:p>
     <w:p>
       <w:pPr>
@@ -1229,6 +1262,7 @@
       </w:pPr>
       <w:r>
         <w:rPr>
+          <w:bCs/>
           <w:b/>
         </w:rPr>
         <w:t xml:space="preserve">What this lens reveals for this world:</w:t>
@@ -1264,6 +1298,7 @@
       </w:pPr>
       <w:r>
         <w:rPr>
+          <w:bCs/>
           <w:b/>
         </w:rPr>
         <w:t xml:space="preserve">Primary sources of authority:</w:t>
@@ -1279,6 +1314,7 @@
       </w:r>
       <w:r>
         <w:rPr>
+          <w:iCs/>
           <w:i/>
         </w:rPr>
         <w:t xml:space="preserve">ekklesia</w:t>
@@ -1314,6 +1350,7 @@
       </w:pPr>
       <w:r>
         <w:rPr>
+          <w:bCs/>
           <w:b/>
         </w:rPr>
         <w:t xml:space="preserve">Transmission of authority:</w:t>
@@ -1347,6 +1384,7 @@
       </w:r>
       <w:r>
         <w:rPr>
+          <w:iCs/>
           <w:i/>
         </w:rPr>
         <w:t xml:space="preserve">Ephesians</w:t>
@@ -1382,6 +1420,7 @@
       </w:pPr>
       <w:r>
         <w:rPr>
+          <w:bCs/>
           <w:b/>
         </w:rPr>
         <w:t xml:space="preserve">Sites of contestation:</w:t>
@@ -1435,6 +1474,7 @@
       </w:pPr>
       <w:r>
         <w:rPr>
+          <w:bCs/>
           <w:b/>
         </w:rPr>
         <w:t xml:space="preserve">Authority and formation:</w:t>
@@ -1506,6 +1546,7 @@
       </w:pPr>
       <w:r>
         <w:rPr>
+          <w:bCs/>
           <w:b/>
         </w:rPr>
         <w:t xml:space="preserve">Cross-strand authority variations:</w:t>
@@ -1521,6 +1562,7 @@
       </w:r>
       <w:r>
         <w:rPr>
+          <w:iCs/>
           <w:i/>
         </w:rPr>
         <w:t xml:space="preserve">force</w:t>
@@ -1536,6 +1578,7 @@
       </w:r>
       <w:r>
         <w:rPr>
+          <w:iCs/>
           <w:i/>
         </w:rPr>
         <w:t xml:space="preserve">resolution</w:t>
@@ -1571,6 +1614,7 @@
       </w:pPr>
       <w:r>
         <w:rPr>
+          <w:bCs/>
           <w:b/>
         </w:rPr>
         <w:t xml:space="preserve">Gravities most illuminated by the authority structure analysis:</w:t>
@@ -1588,6 +1632,7 @@
       </w:pPr>
       <w:r>
         <w:rPr>
+          <w:bCs/>
           <w:b/>
         </w:rPr>
         <w:t xml:space="preserve">What Authority Structures reveals that Doc_05 alone did not show:</w:t>
@@ -1621,6 +1666,7 @@
       </w:r>
       <w:r>
         <w:rPr>
+          <w:iCs/>
           <w:i/>
         </w:rPr>
         <w:t xml:space="preserve">whether</w:t>
@@ -1636,6 +1682,7 @@
       </w:r>
       <w:r>
         <w:rPr>
+          <w:iCs/>
           <w:i/>
         </w:rPr>
         <w:t xml:space="preserve">what form</w:t>
@@ -1654,15 +1701,15 @@
         </w:pict>
       </w:r>
     </w:p>
+    <w:bookmarkEnd w:id="24"/>
+    <w:bookmarkStart w:id="25" w:name="d-boundary-structures-required"/>
     <w:p>
       <w:pPr>
         <w:pStyle w:val="Heading3"/>
       </w:pPr>
-      <w:bookmarkStart w:id="27" w:name="d-boundary-structures-required"/>
       <w:r>
         <w:t xml:space="preserve">2D — Boundary Structures [REQUIRED]</w:t>
       </w:r>
-      <w:bookmarkEnd w:id="27"/>
     </w:p>
     <w:p>
       <w:pPr>
@@ -1670,6 +1717,7 @@
       </w:pPr>
       <w:r>
         <w:rPr>
+          <w:bCs/>
           <w:b/>
         </w:rPr>
         <w:t xml:space="preserve">What this lens reveals for this world:</w:t>
@@ -1687,6 +1735,7 @@
       </w:pPr>
       <w:r>
         <w:rPr>
+          <w:bCs/>
           <w:b/>
         </w:rPr>
         <w:t xml:space="preserve">Membership logic:</w:t>
@@ -1737,6 +1786,7 @@
       </w:pPr>
       <w:r>
         <w:rPr>
+          <w:bCs/>
           <w:b/>
         </w:rPr>
         <w:t xml:space="preserve">Relation to what is outside:</w:t>
@@ -1770,6 +1820,7 @@
       </w:r>
       <w:r>
         <w:rPr>
+          <w:iCs/>
           <w:i/>
         </w:rPr>
         <w:t xml:space="preserve">hetaeria</w:t>
@@ -1782,6 +1833,7 @@
       </w:r>
       <w:r>
         <w:rPr>
+          <w:iCs/>
           <w:i/>
         </w:rPr>
         <w:t xml:space="preserve">pertinacia</w:t>
@@ -1797,6 +1849,7 @@
       </w:r>
       <w:r>
         <w:rPr>
+          <w:iCs/>
           <w:i/>
         </w:rPr>
         <w:t xml:space="preserve">not</w:t>
@@ -1832,6 +1885,7 @@
       </w:pPr>
       <w:r>
         <w:rPr>
+          <w:bCs/>
           <w:b/>
         </w:rPr>
         <w:t xml:space="preserve">Forces most visible in the boundary structures:</w:t>
@@ -1903,6 +1957,7 @@
       </w:pPr>
       <w:r>
         <w:rPr>
+          <w:bCs/>
           <w:b/>
         </w:rPr>
         <w:t xml:space="preserve">Boundary contestation:</w:t>
@@ -1918,6 +1973,7 @@
       </w:r>
       <w:r>
         <w:rPr>
+          <w:iCs/>
           <w:i/>
         </w:rPr>
         <w:t xml:space="preserve">not</w:t>
@@ -1984,6 +2040,7 @@
       </w:r>
       <w:r>
         <w:rPr>
+          <w:iCs/>
           <w:i/>
         </w:rPr>
         <w:t xml:space="preserve">nomen ipsum</w:t>
@@ -1998,6 +2055,7 @@
       </w:pPr>
       <w:r>
         <w:rPr>
+          <w:bCs/>
           <w:b/>
         </w:rPr>
         <w:t xml:space="preserve">Boundary logic and formation:</w:t>
@@ -2087,6 +2145,7 @@
       </w:pPr>
       <w:r>
         <w:rPr>
+          <w:bCs/>
           <w:b/>
         </w:rPr>
         <w:t xml:space="preserve">What Boundary Structures reveals that Doc_05 alone did not show, flagged explicitly as this document’s own synthesis rather than an inherited Doc_04 finding:</w:t>
@@ -2102,6 +2161,7 @@
       </w:r>
       <w:r>
         <w:rPr>
+          <w:bCs/>
           <w:b/>
         </w:rPr>
         <w:t xml:space="preserve">no demonstrated relationship</w:t>
@@ -2120,15 +2180,15 @@
         </w:pict>
       </w:r>
     </w:p>
+    <w:bookmarkEnd w:id="25"/>
+    <w:bookmarkStart w:id="26" w:name="Xf02021e7548ecac680c2943ec6ec05578590f86"/>
     <w:p>
       <w:pPr>
         <w:pStyle w:val="Heading3"/>
       </w:pPr>
-      <w:bookmarkStart w:id="28" w:name="Xf02021e7548ecac680c2943ec6ec05578590f86"/>
       <w:r>
         <w:t xml:space="preserve">2E — Formation Logic [REQUIRED — applied after 2A–2D]</w:t>
       </w:r>
-      <w:bookmarkEnd w:id="28"/>
     </w:p>
     <w:p>
       <w:pPr>
@@ -2136,6 +2196,7 @@
       </w:pPr>
       <w:r>
         <w:rPr>
+          <w:bCs/>
           <w:b/>
         </w:rPr>
         <w:t xml:space="preserve">What this lens reveals for this world:</w:t>
@@ -2153,6 +2214,7 @@
       </w:pPr>
       <w:r>
         <w:rPr>
+          <w:bCs/>
           <w:b/>
         </w:rPr>
         <w:t xml:space="preserve">The fundamental aim of formation:</w:t>
@@ -2188,6 +2250,7 @@
       </w:pPr>
       <w:r>
         <w:rPr>
+          <w:bCs/>
           <w:b/>
         </w:rPr>
         <w:t xml:space="preserve">The formation mechanism:</w:t>
@@ -2212,6 +2275,7 @@
       </w:r>
       <w:r>
         <w:rPr>
+          <w:iCs/>
           <w:i/>
         </w:rPr>
         <w:t xml:space="preserve">ekklesia</w:t>
@@ -2238,6 +2302,7 @@
       </w:pPr>
       <w:r>
         <w:rPr>
+          <w:bCs/>
           <w:b/>
         </w:rPr>
         <w:t xml:space="preserve">The formation arc:</w:t>
@@ -2253,6 +2318,7 @@
       </w:r>
       <w:r>
         <w:rPr>
+          <w:iCs/>
           <w:i/>
         </w:rPr>
         <w:t xml:space="preserve">ekklesia</w:t>
@@ -2265,6 +2331,7 @@
       </w:r>
       <w:r>
         <w:rPr>
+          <w:iCs/>
           <w:i/>
         </w:rPr>
         <w:t xml:space="preserve">end</w:t>
@@ -2279,6 +2346,7 @@
       </w:pPr>
       <w:r>
         <w:rPr>
+          <w:bCs/>
           <w:b/>
         </w:rPr>
         <w:t xml:space="preserve">How the lenses integrate as a formation system:</w:t>
@@ -2296,6 +2364,7 @@
       </w:pPr>
       <w:r>
         <w:rPr>
+          <w:bCs/>
           <w:b/>
         </w:rPr>
         <w:t xml:space="preserve">Cross-strand formation logic:</w:t>
@@ -2313,6 +2382,7 @@
       </w:pPr>
       <w:r>
         <w:rPr>
+          <w:bCs/>
           <w:b/>
         </w:rPr>
         <w:t xml:space="preserve">Formation logic and confirmed gravities:</w:t>
@@ -2348,6 +2418,7 @@
       </w:pPr>
       <w:r>
         <w:rPr>
+          <w:bCs/>
           <w:b/>
         </w:rPr>
         <w:t xml:space="preserve">A distinction carried inline here, not only in Section 4, so it travels with this claim wherever it is cited or extracted (tightened at Step 9 Validation &amp; Testing, 2026-07-08, per the Reduction Testing finding):</w:t>
@@ -2395,6 +2466,7 @@
       </w:pPr>
       <w:r>
         <w:rPr>
+          <w:bCs/>
           <w:b/>
         </w:rPr>
         <w:t xml:space="preserve">What Formation Logic reveals that no individual document showed:</w:t>
@@ -2410,6 +2482,7 @@
       </w:r>
       <w:r>
         <w:rPr>
+          <w:iCs/>
           <w:i/>
         </w:rPr>
         <w:t xml:space="preserve">is</w:t>
@@ -2443,6 +2516,7 @@
       </w:r>
       <w:r>
         <w:rPr>
+          <w:iCs/>
           <w:i/>
         </w:rPr>
         <w:t xml:space="preserve">contents</w:t>
@@ -2461,15 +2535,15 @@
         </w:pict>
       </w:r>
     </w:p>
+    <w:bookmarkEnd w:id="26"/>
+    <w:bookmarkStart w:id="27" w:name="f-memory-structures-optional-applied"/>
     <w:p>
       <w:pPr>
         <w:pStyle w:val="Heading3"/>
       </w:pPr>
-      <w:bookmarkStart w:id="29" w:name="f-memory-structures-optional-applied"/>
       <w:r>
         <w:t xml:space="preserve">2F — Memory Structures [OPTIONAL — applied]</w:t>
       </w:r>
-      <w:bookmarkEnd w:id="29"/>
     </w:p>
     <w:p>
       <w:pPr>
@@ -2477,6 +2551,7 @@
       </w:pPr>
       <w:r>
         <w:rPr>
+          <w:bCs/>
           <w:b/>
         </w:rPr>
         <w:t xml:space="preserve">What this lens reveals for this world:</w:t>
@@ -2494,6 +2569,7 @@
       </w:pPr>
       <w:r>
         <w:rPr>
+          <w:bCs/>
           <w:b/>
         </w:rPr>
         <w:t xml:space="preserve">What this world remembered and how:</w:t>
@@ -2509,6 +2585,7 @@
       </w:r>
       <w:r>
         <w:rPr>
+          <w:iCs/>
           <w:i/>
         </w:rPr>
         <w:t xml:space="preserve">Martyrdom of Polycarp</w:t>
@@ -2524,6 +2601,7 @@
       </w:r>
       <w:r>
         <w:rPr>
+          <w:iCs/>
           <w:i/>
         </w:rPr>
         <w:t xml:space="preserve">dies natalis</w:t>
@@ -2559,6 +2637,7 @@
       </w:pPr>
       <w:r>
         <w:rPr>
+          <w:bCs/>
           <w:b/>
         </w:rPr>
         <w:t xml:space="preserve">The formation function of communal memory:</w:t>
@@ -2574,6 +2653,7 @@
       </w:r>
       <w:r>
         <w:rPr>
+          <w:iCs/>
           <w:i/>
         </w:rPr>
         <w:t xml:space="preserve">Martyrdom of Polycarp</w:t>
@@ -2586,6 +2666,7 @@
       </w:r>
       <w:r>
         <w:rPr>
+          <w:iCs/>
           <w:i/>
         </w:rPr>
         <w:t xml:space="preserve">dies natalis</w:t>
@@ -2618,6 +2699,7 @@
       </w:pPr>
       <w:r>
         <w:rPr>
+          <w:bCs/>
           <w:b/>
         </w:rPr>
         <w:t xml:space="preserve">Gravities most illuminated by the memory analysis:</w:t>
@@ -2653,6 +2735,7 @@
       </w:pPr>
       <w:r>
         <w:rPr>
+          <w:bCs/>
           <w:b/>
         </w:rPr>
         <w:t xml:space="preserve">What Memory Structures reveals:</w:t>
@@ -2671,15 +2754,15 @@
         </w:pict>
       </w:r>
     </w:p>
+    <w:bookmarkEnd w:id="27"/>
+    <w:bookmarkStart w:id="28" w:name="g-interpretive-ecology-optional-applied"/>
     <w:p>
       <w:pPr>
         <w:pStyle w:val="Heading3"/>
       </w:pPr>
-      <w:bookmarkStart w:id="30" w:name="g-interpretive-ecology-optional-applied"/>
       <w:r>
         <w:t xml:space="preserve">2G — Interpretive Ecology [OPTIONAL — applied]</w:t>
       </w:r>
-      <w:bookmarkEnd w:id="30"/>
     </w:p>
     <w:p>
       <w:pPr>
@@ -2687,6 +2770,7 @@
       </w:pPr>
       <w:r>
         <w:rPr>
+          <w:bCs/>
           <w:b/>
         </w:rPr>
         <w:t xml:space="preserve">What this lens reveals for this world:</w:t>
@@ -2702,6 +2786,7 @@
       </w:r>
       <w:r>
         <w:rPr>
+          <w:iCs/>
           <w:i/>
         </w:rPr>
         <w:t xml:space="preserve">who</w:t>
@@ -2717,6 +2802,7 @@
       </w:r>
       <w:r>
         <w:rPr>
+          <w:iCs/>
           <w:i/>
         </w:rPr>
         <w:t xml:space="preserve">how</w:t>
@@ -2734,6 +2820,7 @@
       </w:pPr>
       <w:r>
         <w:rPr>
+          <w:bCs/>
           <w:b/>
         </w:rPr>
         <w:t xml:space="preserve">The hermeneutical assumptions of this world:</w:t>
@@ -2769,6 +2856,7 @@
       </w:pPr>
       <w:r>
         <w:rPr>
+          <w:bCs/>
           <w:b/>
         </w:rPr>
         <w:t xml:space="preserve">How interpretation shaped formation:</w:t>
@@ -2804,6 +2892,7 @@
       </w:pPr>
       <w:r>
         <w:rPr>
+          <w:bCs/>
           <w:b/>
         </w:rPr>
         <w:t xml:space="preserve">Gravities most illuminated:</w:t>
@@ -2821,6 +2910,7 @@
       </w:pPr>
       <w:r>
         <w:rPr>
+          <w:bCs/>
           <w:b/>
         </w:rPr>
         <w:t xml:space="preserve">What Interpretive Ecology reveals:</w:t>
@@ -2836,6 +2926,7 @@
       </w:r>
       <w:r>
         <w:rPr>
+          <w:iCs/>
           <w:i/>
         </w:rPr>
         <w:t xml:space="preserve">how</w:t>
@@ -2851,6 +2942,7 @@
       </w:r>
       <w:r>
         <w:rPr>
+          <w:iCs/>
           <w:i/>
         </w:rPr>
         <w:t xml:space="preserve">who</w:t>
@@ -2869,15 +2961,15 @@
         </w:pict>
       </w:r>
     </w:p>
+    <w:bookmarkEnd w:id="28"/>
+    <w:bookmarkStart w:id="29" w:name="Xe7b166f8056447b23f0a1abbbf467bf471e467b"/>
     <w:p>
       <w:pPr>
         <w:pStyle w:val="Heading3"/>
       </w:pPr>
-      <w:bookmarkStart w:id="31" w:name="Xe7b166f8056447b23f0a1abbbf467bf471e467b"/>
       <w:r>
         <w:t xml:space="preserve">2H — Representative Theological Patterns [OPTIONAL — applied, thin evidence disclosed]</w:t>
       </w:r>
-      <w:bookmarkEnd w:id="31"/>
     </w:p>
     <w:p>
       <w:pPr>
@@ -2885,6 +2977,7 @@
       </w:pPr>
       <w:r>
         <w:rPr>
+          <w:bCs/>
           <w:b/>
         </w:rPr>
         <w:t xml:space="preserve">What this lens reveals for this world:</w:t>
@@ -2902,6 +2995,7 @@
       </w:pPr>
       <w:r>
         <w:rPr>
+          <w:bCs/>
           <w:b/>
         </w:rPr>
         <w:t xml:space="preserve">The theological patterns most formation-shaping:</w:t>
@@ -2955,6 +3049,7 @@
       </w:pPr>
       <w:r>
         <w:rPr>
+          <w:bCs/>
           <w:b/>
         </w:rPr>
         <w:t xml:space="preserve">How doctrinal commitments shaped practice and self-understanding:</w:t>
@@ -2972,6 +3067,7 @@
       </w:pPr>
       <w:r>
         <w:rPr>
+          <w:bCs/>
           <w:b/>
         </w:rPr>
         <w:t xml:space="preserve">What Representative Theological Patterns reveals:</w:t>
@@ -3002,15 +3098,15 @@
         </w:pict>
       </w:r>
     </w:p>
+    <w:bookmarkEnd w:id="29"/>
+    <w:bookmarkStart w:id="30" w:name="Xfe72244693cd0613e46ea4d2671bb5d83a3d4d5"/>
     <w:p>
       <w:pPr>
         <w:pStyle w:val="Heading3"/>
       </w:pPr>
-      <w:bookmarkStart w:id="32" w:name="Xfe72244693cd0613e46ea4d2671bb5d83a3d4d5"/>
       <w:r>
         <w:t xml:space="preserve">2I — Material Culture [OPTIONAL — omitted, with reason]</w:t>
       </w:r>
-      <w:bookmarkEnd w:id="32"/>
     </w:p>
     <w:p>
       <w:pPr>
@@ -3018,6 +3114,7 @@
       </w:pPr>
       <w:r>
         <w:rPr>
+          <w:bCs/>
           <w:b/>
         </w:rPr>
         <w:t xml:space="preserve">Omitted.</w:t>
@@ -3090,15 +3187,16 @@
         </w:pict>
       </w:r>
     </w:p>
+    <w:bookmarkEnd w:id="30"/>
+    <w:bookmarkEnd w:id="31"/>
+    <w:bookmarkStart w:id="32" w:name="section-3-forces-as-integration-lens"/>
     <w:p>
       <w:pPr>
         <w:pStyle w:val="Heading2"/>
       </w:pPr>
-      <w:bookmarkStart w:id="33" w:name="section-3-forces-as-integration-lens"/>
       <w:r>
         <w:t xml:space="preserve">Section 3 — Forces as Integration Lens</w:t>
       </w:r>
-      <w:bookmarkEnd w:id="33"/>
     </w:p>
     <w:p>
       <w:pPr>
@@ -3106,6 +3204,7 @@
       </w:pPr>
       <w:r>
         <w:rPr>
+          <w:bCs/>
           <w:b/>
         </w:rPr>
         <w:t xml:space="preserve">Forces documentation status at time of writing:</w:t>
@@ -3121,6 +3220,7 @@
       </w:r>
       <w:r>
         <w:rPr>
+          <w:bCs/>
           <w:b/>
         </w:rPr>
         <w:t xml:space="preserve">not yet built</w:t>
@@ -3138,6 +3238,7 @@
       </w:pPr>
       <w:r>
         <w:rPr>
+          <w:bCs/>
           <w:b/>
         </w:rPr>
         <w:t xml:space="preserve">Forces most visible in the emotional texture:</w:t>
@@ -3170,6 +3271,7 @@
       </w:pPr>
       <w:r>
         <w:rPr>
+          <w:bCs/>
           <w:b/>
         </w:rPr>
         <w:t xml:space="preserve">Forces most visible in the boundary structures:</w:t>
@@ -3205,6 +3307,7 @@
       </w:pPr>
       <w:r>
         <w:rPr>
+          <w:bCs/>
           <w:b/>
         </w:rPr>
         <w:t xml:space="preserve">Forces most visible in the formation logic:</w:t>
@@ -3240,6 +3343,7 @@
       </w:pPr>
       <w:r>
         <w:rPr>
+          <w:bCs/>
           <w:b/>
         </w:rPr>
         <w:t xml:space="preserve">Where forces and ecology are most tightly coherent:</w:t>
@@ -3288,6 +3392,7 @@
       </w:r>
       <w:r>
         <w:rPr>
+          <w:iCs/>
           <w:i/>
         </w:rPr>
         <w:t xml:space="preserve">nomen ipsum</w:t>
@@ -3302,6 +3407,7 @@
       </w:pPr>
       <w:r>
         <w:rPr>
+          <w:bCs/>
           <w:b/>
         </w:rPr>
         <w:t xml:space="preserve">Where forces analysis complicates the ecology analysis:</w:t>
@@ -3337,6 +3443,7 @@
       </w:pPr>
       <w:r>
         <w:rPr>
+          <w:bCs/>
           <w:b/>
         </w:rPr>
         <w:t xml:space="preserve">The single most important thing the forces-as-integration-lens reveals:</w:t>
@@ -3355,15 +3462,15 @@
         </w:pict>
       </w:r>
     </w:p>
+    <w:bookmarkEnd w:id="32"/>
+    <w:bookmarkStart w:id="33" w:name="section-4-cross-lens-synthesis"/>
     <w:p>
       <w:pPr>
         <w:pStyle w:val="Heading2"/>
       </w:pPr>
-      <w:bookmarkStart w:id="34" w:name="section-4-cross-lens-synthesis"/>
       <w:r>
         <w:t xml:space="preserve">Section 4 — Cross-Lens Synthesis</w:t>
       </w:r>
-      <w:bookmarkEnd w:id="34"/>
     </w:p>
     <w:p>
       <w:pPr>
@@ -3371,6 +3478,7 @@
       </w:pPr>
       <w:r>
         <w:rPr>
+          <w:bCs/>
           <w:b/>
         </w:rPr>
         <w:t xml:space="preserve">The central coherence:</w:t>
@@ -3386,6 +3494,7 @@
       </w:r>
       <w:r>
         <w:rPr>
+          <w:iCs/>
           <w:i/>
         </w:rPr>
         <w:t xml:space="preserve">ekklesia</w:t>
@@ -3400,6 +3509,7 @@
       </w:pPr>
       <w:r>
         <w:rPr>
+          <w:bCs/>
           <w:b/>
         </w:rPr>
         <w:t xml:space="preserve">What this world’s distinctiveness consists of:</w:t>
@@ -3415,6 +3525,7 @@
       </w:r>
       <w:r>
         <w:rPr>
+          <w:iCs/>
           <w:i/>
         </w:rPr>
         <w:t xml:space="preserve">from</w:t>
@@ -3432,6 +3543,7 @@
       </w:pPr>
       <w:r>
         <w:rPr>
+          <w:bCs/>
           <w:b/>
         </w:rPr>
         <w:t xml:space="preserve">The most significant cross-lens insight:</w:t>
@@ -3467,6 +3579,7 @@
       </w:pPr>
       <w:r>
         <w:rPr>
+          <w:bCs/>
           <w:b/>
         </w:rPr>
         <w:t xml:space="preserve">A disclosed limit on this claim’s own evidentiary footing, not fully separated out in 2E:</w:t>
@@ -3500,6 +3613,7 @@
       </w:r>
       <w:r>
         <w:rPr>
+          <w:bCs/>
           <w:b/>
         </w:rPr>
         <w:t xml:space="preserve">historically, actually contested in antiquity</w:t>
@@ -3515,6 +3629,7 @@
       </w:r>
       <w:r>
         <w:rPr>
+          <w:bCs/>
           <w:b/>
         </w:rPr>
         <w:t xml:space="preserve">modern reconstruction’s own inability to responsibly generalize</w:t>
@@ -3550,6 +3665,7 @@
       </w:pPr>
       <w:r>
         <w:rPr>
+          <w:bCs/>
           <w:b/>
         </w:rPr>
         <w:t xml:space="preserve">What the cross-lens synthesis gives the Representative:</w:t>
@@ -3586,15 +3702,15 @@
         </w:pict>
       </w:r>
     </w:p>
+    <w:bookmarkEnd w:id="33"/>
+    <w:bookmarkStart w:id="34" w:name="section-5-integrative-observation"/>
     <w:p>
       <w:pPr>
         <w:pStyle w:val="Heading2"/>
       </w:pPr>
-      <w:bookmarkStart w:id="35" w:name="section-5-integrative-observation"/>
       <w:r>
         <w:t xml:space="preserve">Section 5 — Integrative Observation</w:t>
       </w:r>
-      <w:bookmarkEnd w:id="35"/>
     </w:p>
     <w:p>
       <w:pPr>
@@ -3608,6 +3724,7 @@
       </w:r>
       <w:r>
         <w:rPr>
+          <w:iCs/>
           <w:i/>
         </w:rPr>
         <w:t xml:space="preserve">ekklesia</w:t>
@@ -3620,6 +3737,7 @@
       </w:r>
       <w:r>
         <w:rPr>
+          <w:iCs/>
           <w:i/>
         </w:rPr>
         <w:t xml:space="preserve">ekklesia</w:t>
@@ -3635,6 +3753,7 @@
       </w:r>
       <w:r>
         <w:rPr>
+          <w:iCs/>
           <w:i/>
         </w:rPr>
         <w:t xml:space="preserve">presbyterion</w:t>
@@ -3652,6 +3771,7 @@
       </w:pPr>
       <w:r>
         <w:rPr>
+          <w:bCs/>
           <w:b/>
         </w:rPr>
         <w:t xml:space="preserve">A note on evidentiary weight, added at Step 9 Validation &amp; Testing (2026-07-08) so it travels with this observation wherever it is extracted or quoted, per the Reduction Testing finding — carried forward from Section 2E and Section 4 rather than left behind in them:</w:t>
@@ -3670,15 +3790,15 @@
         </w:pict>
       </w:r>
     </w:p>
+    <w:bookmarkEnd w:id="34"/>
+    <w:bookmarkStart w:id="35" w:name="section-6-gaps-and-limits"/>
     <w:p>
       <w:pPr>
         <w:pStyle w:val="Heading2"/>
       </w:pPr>
-      <w:bookmarkStart w:id="36" w:name="section-6-gaps-and-limits"/>
       <w:r>
         <w:t xml:space="preserve">Section 6 — Gaps and Limits</w:t>
       </w:r>
-      <w:bookmarkEnd w:id="36"/>
     </w:p>
     <w:p>
       <w:pPr>
@@ -3686,6 +3806,7 @@
       </w:pPr>
       <w:r>
         <w:rPr>
+          <w:bCs/>
           <w:b/>
         </w:rPr>
         <w:t xml:space="preserve">Optional lenses not applied:</w:t>
@@ -3703,6 +3824,7 @@
       </w:pPr>
       <w:r>
         <w:rPr>
+          <w:bCs/>
           <w:b/>
         </w:rPr>
         <w:t xml:space="preserve">Where required lenses produced thin analysis:</w:t>
@@ -3718,6 +3840,7 @@
       </w:r>
       <w:r>
         <w:rPr>
+          <w:iCs/>
           <w:i/>
         </w:rPr>
         <w:t xml:space="preserve">Martyrdom of Polycarp</w:t>
@@ -3750,6 +3873,7 @@
       </w:pPr>
       <w:r>
         <w:rPr>
+          <w:bCs/>
           <w:b/>
         </w:rPr>
         <w:t xml:space="preserve">What the gaps mean for the Representative:</w:t>
@@ -3785,6 +3909,7 @@
       </w:pPr>
       <w:r>
         <w:rPr>
+          <w:bCs/>
           <w:b/>
         </w:rPr>
         <w:t xml:space="preserve">What external scholarly review should focus on:</w:t>
@@ -3803,15 +3928,15 @@
         </w:pict>
       </w:r>
     </w:p>
+    <w:bookmarkEnd w:id="35"/>
+    <w:bookmarkStart w:id="36" w:name="X8a59572534e59e597b4cc187ab3f5857b9f25e6"/>
     <w:p>
       <w:pPr>
         <w:pStyle w:val="Heading2"/>
       </w:pPr>
-      <w:bookmarkStart w:id="37" w:name="X8a59572534e59e597b4cc187ab3f5857b9f25e6"/>
       <w:r>
         <w:t xml:space="preserve">Section 7 — Doc_07 Completion Certification</w:t>
       </w:r>
-      <w:bookmarkEnd w:id="37"/>
     </w:p>
     <w:p>
       <w:pPr>
@@ -3874,6 +3999,7 @@
       </w:r>
       <w:r>
         <w:rPr>
+          <w:iCs/>
           <w:i/>
         </w:rPr>
         <w:t xml:space="preserve">ekklesia</w:t>
@@ -3948,6 +4074,7 @@
       </w:pPr>
       <w:r>
         <w:rPr>
+          <w:bCs/>
           <w:b/>
         </w:rPr>
         <w:t xml:space="preserve">Doc_07 completion status:</w:t>
@@ -3957,6 +4084,7 @@
       </w:r>
       <w:r>
         <w:rPr>
+          <w:bCs/>
           <w:b/>
         </w:rPr>
         <w:t xml:space="preserve">APPROVED TO PROCEED — signed off by the project lead on 2026-07-07.</w:t>
@@ -3974,6 +4102,7 @@
       </w:pPr>
       <w:r>
         <w:rPr>
+          <w:bCs/>
           <w:b/>
         </w:rPr>
         <w:t xml:space="preserve">Outstanding items:</w:t>
@@ -3992,15 +4121,15 @@
         </w:pict>
       </w:r>
     </w:p>
+    <w:bookmarkEnd w:id="36"/>
+    <w:bookmarkStart w:id="37" w:name="document-log"/>
     <w:p>
       <w:pPr>
         <w:pStyle w:val="Heading2"/>
       </w:pPr>
-      <w:bookmarkStart w:id="38" w:name="document-log"/>
       <w:r>
         <w:t xml:space="preserve">Document Log</w:t>
       </w:r>
-      <w:bookmarkEnd w:id="38"/>
     </w:p>
     <w:p>
       <w:pPr>
@@ -4012,6 +4141,7 @@
       </w:pPr>
       <w:r>
         <w:rPr>
+          <w:bCs/>
           <w:b/>
         </w:rPr>
         <w:t xml:space="preserve">Document:</w:t>
@@ -4045,6 +4175,7 @@
       </w:pPr>
       <w:r>
         <w:rPr>
+          <w:bCs/>
           <w:b/>
         </w:rPr>
         <w:t xml:space="preserve">Built from:</w:t>
@@ -4066,6 +4197,7 @@
       </w:pPr>
       <w:r>
         <w:rPr>
+          <w:bCs/>
           <w:b/>
         </w:rPr>
         <w:t xml:space="preserve">Lens-structure disclosure:</w:t>
@@ -4105,6 +4237,7 @@
       </w:pPr>
       <w:r>
         <w:rPr>
+          <w:bCs/>
           <w:b/>
         </w:rPr>
         <w:t xml:space="preserve">New primary-source/synthesis claims made at this step, flagged for independent review:</w:t>
@@ -4126,6 +4259,7 @@
       </w:pPr>
       <w:r>
         <w:rPr>
+          <w:bCs/>
           <w:b/>
         </w:rPr>
         <w:t xml:space="preserve">Cold review, round 1 (first file-saved, genuinely independent review of this document):</w:t>
@@ -4153,6 +4287,7 @@
       </w:r>
       <w:r>
         <w:rPr>
+          <w:bCs/>
           <w:b/>
         </w:rPr>
         <w:t xml:space="preserve">COSMETIC FIXES ONLY.</w:t>
@@ -4228,6 +4363,7 @@
       </w:pPr>
       <w:r>
         <w:rPr>
+          <w:bCs/>
           <w:b/>
         </w:rPr>
         <w:t xml:space="preserve">Round 1 fixes applied (cosmetic, per this project’s revision-decision test — no further review round required):</w:t>
@@ -4318,6 +4454,7 @@
       </w:pPr>
       <w:r>
         <w:rPr>
+          <w:bCs/>
           <w:b/>
         </w:rPr>
         <w:t xml:space="preserve">Status after round 1:</w:t>
@@ -4342,6 +4479,7 @@
       </w:pPr>
       <w:r>
         <w:rPr>
+          <w:bCs/>
           <w:b/>
         </w:rPr>
         <w:t xml:space="preserve">Project-lead sign-off:</w:t>
@@ -4357,6 +4495,7 @@
       </w:r>
       <w:r>
         <w:rPr>
+          <w:bCs/>
           <w:b/>
         </w:rPr>
         <w:t xml:space="preserve">Status: APPROVED TO PROCEED.</w:t>
@@ -4372,6 +4511,7 @@
       </w:pPr>
       <w:r>
         <w:rPr>
+          <w:bCs/>
           <w:b/>
         </w:rPr>
         <w:t xml:space="preserve">Sign-off terminology update (2026-07-08):</w:t>
@@ -4393,6 +4533,7 @@
       </w:pPr>
       <w:r>
         <w:rPr>
+          <w:bCs/>
           <w:b/>
         </w:rPr>
         <w:t xml:space="preserve">Reduction finding resolved (2026-07-08), batch-authorized by the project lead:</w:t>
@@ -4440,6 +4581,8 @@
         <w:t xml:space="preserve">paragraph, and as a new second paragraph appended to Section 5’s Integrative Observation, so the caveat now travels with the claim itself rather than living only in Section 4. Section 5’s addition required re-copying verbatim into World Profile Section 10 (see that document’s own Log). No existing claim’s substance changed; this tightens where an already-disclosed limit is stated so it cannot be silently dropped by extraction.</w:t>
       </w:r>
     </w:p>
+    <w:bookmarkEnd w:id="37"/>
+    <w:bookmarkEnd w:id="38"/>
     <w:sectPr/>
   </w:body>
 </w:document>
@@ -4471,17 +4614,14 @@
 <file path=word/numbering.xml><?xml version="1.0" encoding="utf-8"?>
 <w:numbering xmlns:w="http://schemas.openxmlformats.org/wordprocessingml/2006/main">
   <w:abstractNum w:abstractNumId="990">
-    <w:nsid w:val="2c1ae401"/>
+    <w:nsid w:val="A990"/>
     <w:multiLevelType w:val="multilevel"/>
     <w:lvl w:ilvl="0">
       <w:numFmt w:val="bullet"/>
       <w:lvlText w:val=" "/>
       <w:lvlJc w:val="left"/>
       <w:pPr>
-        <w:tabs>
-          <w:tab w:val="num" w:pos="0"/>
-        </w:tabs>
-        <w:ind w:left="480" w:hanging="480"/>
+        <w:ind w:left="720" w:hanging="480"/>
       </w:pPr>
     </w:lvl>
     <w:lvl w:ilvl="1">
@@ -4489,10 +4629,7 @@
       <w:lvlText w:val=" "/>
       <w:lvlJc w:val="left"/>
       <w:pPr>
-        <w:tabs>
-          <w:tab w:val="num" w:pos="720"/>
-        </w:tabs>
-        <w:ind w:left="1200" w:hanging="480"/>
+        <w:ind w:left="1440" w:hanging="480"/>
       </w:pPr>
     </w:lvl>
     <w:lvl w:ilvl="2">
@@ -4500,10 +4637,7 @@
       <w:lvlText w:val=" "/>
       <w:lvlJc w:val="left"/>
       <w:pPr>
-        <w:tabs>
-          <w:tab w:val="num" w:pos="1440"/>
-        </w:tabs>
-        <w:ind w:left="1920" w:hanging="480"/>
+        <w:ind w:left="2160" w:hanging="480"/>
       </w:pPr>
     </w:lvl>
     <w:lvl w:ilvl="3">
@@ -4511,10 +4645,7 @@
       <w:lvlText w:val=" "/>
       <w:lvlJc w:val="left"/>
       <w:pPr>
-        <w:tabs>
-          <w:tab w:val="num" w:pos="2160"/>
-        </w:tabs>
-        <w:ind w:left="2640" w:hanging="480"/>
+        <w:ind w:left="2880" w:hanging="480"/>
       </w:pPr>
     </w:lvl>
     <w:lvl w:ilvl="4">
@@ -4522,10 +4653,7 @@
       <w:lvlText w:val=" "/>
       <w:lvlJc w:val="left"/>
       <w:pPr>
-        <w:tabs>
-          <w:tab w:val="num" w:pos="2880"/>
-        </w:tabs>
-        <w:ind w:left="3360" w:hanging="480"/>
+        <w:ind w:left="3600" w:hanging="480"/>
       </w:pPr>
     </w:lvl>
     <w:lvl w:ilvl="5">
@@ -4533,10 +4661,7 @@
       <w:lvlText w:val=" "/>
       <w:lvlJc w:val="left"/>
       <w:pPr>
-        <w:tabs>
-          <w:tab w:val="num" w:pos="3600"/>
-        </w:tabs>
-        <w:ind w:left="4080" w:hanging="480"/>
+        <w:ind w:left="4320" w:hanging="480"/>
       </w:pPr>
     </w:lvl>
     <w:lvl w:ilvl="6">
@@ -4544,10 +4669,7 @@
       <w:lvlText w:val=" "/>
       <w:lvlJc w:val="left"/>
       <w:pPr>
-        <w:tabs>
-          <w:tab w:val="num" w:pos="4320"/>
-        </w:tabs>
-        <w:ind w:left="4800" w:hanging="480"/>
+        <w:ind w:left="5040" w:hanging="480"/>
       </w:pPr>
     </w:lvl>
     <w:lvl w:ilvl="7">
@@ -4555,10 +4677,7 @@
       <w:lvlText w:val=" "/>
       <w:lvlJc w:val="left"/>
       <w:pPr>
-        <w:tabs>
-          <w:tab w:val="num" w:pos="5040"/>
-        </w:tabs>
-        <w:ind w:left="5520" w:hanging="480"/>
+        <w:ind w:left="5760" w:hanging="480"/>
       </w:pPr>
     </w:lvl>
     <w:lvl w:ilvl="8">
@@ -4566,25 +4685,19 @@
       <w:lvlText w:val=" "/>
       <w:lvlJc w:val="left"/>
       <w:pPr>
-        <w:tabs>
-          <w:tab w:val="num" w:pos="5760"/>
-        </w:tabs>
-        <w:ind w:left="6240" w:hanging="480"/>
+        <w:ind w:left="6480" w:hanging="480"/>
       </w:pPr>
     </w:lvl>
   </w:abstractNum>
   <w:abstractNum w:abstractNumId="991">
-    <w:nsid w:val="ea454b4c"/>
+    <w:nsid w:val="A991"/>
     <w:multiLevelType w:val="multilevel"/>
     <w:lvl w:ilvl="0">
       <w:numFmt w:val="bullet"/>
       <w:lvlText w:val="•"/>
       <w:lvlJc w:val="left"/>
       <w:pPr>
-        <w:tabs>
-          <w:tab w:val="num" w:pos="0"/>
-        </w:tabs>
-        <w:ind w:left="480" w:hanging="480"/>
+        <w:ind w:left="720" w:hanging="480"/>
       </w:pPr>
     </w:lvl>
     <w:lvl w:ilvl="1">
@@ -4592,10 +4705,7 @@
       <w:lvlText w:val="–"/>
       <w:lvlJc w:val="left"/>
       <w:pPr>
-        <w:tabs>
-          <w:tab w:val="num" w:pos="720"/>
-        </w:tabs>
-        <w:ind w:left="1200" w:hanging="480"/>
+        <w:ind w:left="1440" w:hanging="480"/>
       </w:pPr>
     </w:lvl>
     <w:lvl w:ilvl="2">
@@ -4603,10 +4713,7 @@
       <w:lvlText w:val="•"/>
       <w:lvlJc w:val="left"/>
       <w:pPr>
-        <w:tabs>
-          <w:tab w:val="num" w:pos="1440"/>
-        </w:tabs>
-        <w:ind w:left="1920" w:hanging="480"/>
+        <w:ind w:left="2160" w:hanging="480"/>
       </w:pPr>
     </w:lvl>
     <w:lvl w:ilvl="3">
@@ -4614,10 +4721,7 @@
       <w:lvlText w:val="–"/>
       <w:lvlJc w:val="left"/>
       <w:pPr>
-        <w:tabs>
-          <w:tab w:val="num" w:pos="2160"/>
-        </w:tabs>
-        <w:ind w:left="2640" w:hanging="480"/>
+        <w:ind w:left="2880" w:hanging="480"/>
       </w:pPr>
     </w:lvl>
     <w:lvl w:ilvl="4">
@@ -4625,10 +4729,7 @@
       <w:lvlText w:val="•"/>
       <w:lvlJc w:val="left"/>
       <w:pPr>
-        <w:tabs>
-          <w:tab w:val="num" w:pos="2880"/>
-        </w:tabs>
-        <w:ind w:left="3360" w:hanging="480"/>
+        <w:ind w:left="3600" w:hanging="480"/>
       </w:pPr>
     </w:lvl>
     <w:lvl w:ilvl="5">
@@ -4636,10 +4737,7 @@
       <w:lvlText w:val="–"/>
       <w:lvlJc w:val="left"/>
       <w:pPr>
-        <w:tabs>
-          <w:tab w:val="num" w:pos="3600"/>
-        </w:tabs>
-        <w:ind w:left="4080" w:hanging="480"/>
+        <w:ind w:left="4320" w:hanging="480"/>
       </w:pPr>
     </w:lvl>
     <w:lvl w:ilvl="6">
@@ -4647,10 +4745,7 @@
       <w:lvlText w:val="•"/>
       <w:lvlJc w:val="left"/>
       <w:pPr>
-        <w:tabs>
-          <w:tab w:val="num" w:pos="4320"/>
-        </w:tabs>
-        <w:ind w:left="4800" w:hanging="480"/>
+        <w:ind w:left="5040" w:hanging="480"/>
       </w:pPr>
     </w:lvl>
     <w:lvl w:ilvl="7">
@@ -4658,10 +4753,7 @@
       <w:lvlText w:val="–"/>
       <w:lvlJc w:val="left"/>
       <w:pPr>
-        <w:tabs>
-          <w:tab w:val="num" w:pos="5040"/>
-        </w:tabs>
-        <w:ind w:left="5520" w:hanging="480"/>
+        <w:ind w:left="5760" w:hanging="480"/>
       </w:pPr>
     </w:lvl>
     <w:lvl w:ilvl="8">
@@ -4669,10 +4761,7 @@
       <w:lvlText w:val="•"/>
       <w:lvlJc w:val="left"/>
       <w:pPr>
-        <w:tabs>
-          <w:tab w:val="num" w:pos="5760"/>
-        </w:tabs>
-        <w:ind w:left="6240" w:hanging="480"/>
+        <w:ind w:left="6480" w:hanging="480"/>
       </w:pPr>
     </w:lvl>
   </w:abstractNum>
@@ -4696,10 +4785,10 @@
   <w:docDefaults>
     <w:rPrDefault>
       <w:rPr>
-        <w:rFonts w:asciiTheme="minorHAnsi" w:eastAsiaTheme="minorHAnsi" w:hAnsiTheme="minorHAnsi" w:cstheme="minorBidi"/>
+        <w:rFonts w:asciiTheme="minorHAnsi" w:cstheme="minorBidi" w:eastAsiaTheme="minorHAnsi" w:hAnsiTheme="minorHAnsi"/>
         <w:sz w:val="24"/>
         <w:szCs w:val="24"/>
-        <w:lang w:val="en-US" w:eastAsia="en-US" w:bidi="ar-SA"/>
+        <w:lang w:bidi="ar-SA" w:eastAsia="en-US" w:val="en-US"/>
       </w:rPr>
     </w:rPrDefault>
     <w:pPrDefault>
@@ -4708,35 +4797,35 @@
       </w:pPr>
     </w:pPrDefault>
   </w:docDefaults>
-  <w:latentStyles w:defLockedState="0" w:defUIPriority="0" w:defSemiHidden="0" w:defUnhideWhenUsed="0" w:defQFormat="0" w:count="276"/>
-  <w:style w:type="paragraph" w:default="1" w:styleId="Normal">
+  <w:latentStyles w:count="276" w:defLockedState="0" w:defQFormat="0" w:defSemiHidden="0" w:defUIPriority="0" w:defUnhideWhenUsed="0"/>
+  <w:style w:default="1" w:styleId="Normal" w:type="paragraph">
     <w:name w:val="Normal"/>
     <w:qFormat/>
   </w:style>
-  <w:style w:type="paragraph" w:styleId="BodyText">
+  <w:style w:styleId="BodyText" w:type="paragraph">
     <w:name w:val="Body Text"/>
     <w:basedOn w:val="Normal"/>
     <w:link w:val="BodyTextChar"/>
     <w:pPr>
-      <w:spacing w:before="180" w:after="180"/>
+      <w:spacing w:after="180" w:before="180"/>
     </w:pPr>
     <w:qFormat/>
   </w:style>
-  <w:style w:type="paragraph" w:customStyle="1" w:styleId="FirstParagraph">
+  <w:style w:customStyle="1" w:styleId="FirstParagraph" w:type="paragraph">
     <w:name w:val="First Paragraph"/>
     <w:basedOn w:val="BodyText"/>
     <w:next w:val="BodyText"/>
     <w:qFormat/>
   </w:style>
-  <w:style w:type="paragraph" w:customStyle="1" w:styleId="Compact">
+  <w:style w:customStyle="1" w:styleId="Compact" w:type="paragraph">
     <w:name w:val="Compact"/>
     <w:basedOn w:val="BodyText"/>
     <w:qFormat/>
     <w:pPr>
-      <w:spacing w:before="36" w:after="36"/>
+      <w:spacing w:after="36" w:before="36"/>
     </w:pPr>
   </w:style>
-  <w:style w:type="paragraph" w:styleId="Title">
+  <w:style w:styleId="Title" w:type="paragraph">
     <w:name w:val="Title"/>
     <w:basedOn w:val="Normal"/>
     <w:next w:val="BodyText"/>
@@ -4744,19 +4833,19 @@
     <w:pPr>
       <w:keepNext/>
       <w:keepLines/>
-      <w:spacing w:before="480" w:after="240"/>
+      <w:spacing w:after="240" w:before="480"/>
       <w:jc w:val="center"/>
     </w:pPr>
     <w:rPr>
-      <w:rFonts w:asciiTheme="majorHAnsi" w:eastAsiaTheme="majorEastAsia" w:hAnsiTheme="majorHAnsi" w:cstheme="majorBidi"/>
+      <w:rFonts w:asciiTheme="majorHAnsi" w:cstheme="majorBidi" w:eastAsiaTheme="majorEastAsia" w:hAnsiTheme="majorHAnsi"/>
       <w:b/>
       <w:bCs/>
-      <w:color w:val="345A8A" w:themeColor="accent1" w:themeShade="B5"/>
+      <w:color w:themeColor="accent1" w:themeShade="B5" w:val="345A8A"/>
       <w:sz w:val="36"/>
       <w:szCs w:val="36"/>
     </w:rPr>
   </w:style>
-  <w:style w:type="paragraph" w:styleId="Subtitle">
+  <w:style w:styleId="Subtitle" w:type="paragraph">
     <w:name w:val="Subtitle"/>
     <w:basedOn w:val="Title"/>
     <w:next w:val="BodyText"/>
@@ -4764,7 +4853,7 @@
     <w:pPr>
       <w:keepNext/>
       <w:keepLines/>
-      <w:spacing w:before="240" w:after="240"/>
+      <w:spacing w:after="240" w:before="240"/>
       <w:jc w:val="center"/>
     </w:pPr>
     <w:rPr>
@@ -4772,7 +4861,7 @@
       <w:szCs w:val="30"/>
     </w:rPr>
   </w:style>
-  <w:style w:type="paragraph" w:customStyle="1" w:styleId="Author">
+  <w:style w:customStyle="1" w:styleId="Author" w:type="paragraph">
     <w:name w:val="Author"/>
     <w:next w:val="BodyText"/>
     <w:qFormat/>
@@ -4782,7 +4871,7 @@
       <w:jc w:val="center"/>
     </w:pPr>
   </w:style>
-  <w:style w:type="paragraph" w:styleId="Date">
+  <w:style w:styleId="Date" w:type="paragraph">
     <w:name w:val="Date"/>
     <w:next w:val="BodyText"/>
     <w:qFormat/>
@@ -4792,7 +4881,26 @@
       <w:jc w:val="center"/>
     </w:pPr>
   </w:style>
-  <w:style w:type="paragraph" w:customStyle="1" w:styleId="Abstract">
+  <w:style w:customStyle="1" w:styleId="AbstractTitle" w:type="paragraph">
+    <w:name w:val="Abstract Title"/>
+    <w:basedOn w:val="Normal"/>
+    <w:next w:val="Abstract"/>
+    <w:qFormat/>
+    <w:pPr>
+      <w:keepNext/>
+      <w:keepLines/>
+      <w:jc w:val="center"/>
+      <w:spacing w:after="0" w:before="300"/>
+    </w:pPr>
+    <w:rPr>
+      <w:sz w:val="20"/>
+      <w:szCs w:val="20"/>
+      <w:b/>
+      <w:color w:val="345A8A"/>
+      &gt;
+    </w:rPr>
+  </w:style>
+  <w:style w:customStyle="1" w:styleId="Abstract" w:type="paragraph">
     <w:name w:val="Abstract"/>
     <w:basedOn w:val="Normal"/>
     <w:next w:val="BodyText"/>
@@ -4800,14 +4908,14 @@
     <w:pPr>
       <w:keepNext/>
       <w:keepLines/>
-      <w:spacing w:before="300" w:after="300"/>
+      <w:spacing w:after="300" w:before="100"/>
     </w:pPr>
     <w:rPr>
       <w:sz w:val="20"/>
       <w:szCs w:val="20"/>
     </w:rPr>
   </w:style>
-  <w:style w:type="paragraph" w:styleId="Bibliography">
+  <w:style w:styleId="Bibliography" w:type="paragraph">
     <w:name w:val="Bibliography"/>
     <w:basedOn w:val="Normal"/>
     <w:next w:val="Bibliography"/>
@@ -4815,7 +4923,7 @@
     <w:pPr/>
     <w:rPr/>
   </w:style>
-  <w:style w:type="paragraph" w:styleId="Heading1">
+  <w:style w:styleId="Heading1" w:type="paragraph">
     <w:name w:val="Heading 1"/>
     <w:basedOn w:val="Normal"/>
     <w:next w:val="BodyText"/>
@@ -4824,19 +4932,19 @@
     <w:pPr>
       <w:keepNext/>
       <w:keepLines/>
-      <w:spacing w:before="480" w:after="0"/>
+      <w:spacing w:after="0" w:before="480"/>
       <w:outlineLvl w:val="0"/>
     </w:pPr>
     <w:rPr>
-      <w:rFonts w:asciiTheme="majorHAnsi" w:eastAsiaTheme="majorEastAsia" w:hAnsiTheme="majorHAnsi" w:cstheme="majorBidi"/>
+      <w:rFonts w:asciiTheme="majorHAnsi" w:cstheme="majorBidi" w:eastAsiaTheme="majorEastAsia" w:hAnsiTheme="majorHAnsi"/>
       <w:b/>
       <w:bCs/>
-      <w:color w:val="4F81BD" w:themeColor="accent1"/>
+      <w:color w:themeColor="accent1" w:val="4F81BD"/>
       <w:sz w:val="32"/>
       <w:szCs w:val="32"/>
     </w:rPr>
   </w:style>
-  <w:style w:type="paragraph" w:styleId="Heading2">
+  <w:style w:styleId="Heading2" w:type="paragraph">
     <w:name w:val="Heading 2"/>
     <w:basedOn w:val="Normal"/>
     <w:next w:val="BodyText"/>
@@ -4846,19 +4954,19 @@
     <w:pPr>
       <w:keepNext/>
       <w:keepLines/>
-      <w:spacing w:before="200" w:after="0"/>
+      <w:spacing w:after="0" w:before="200"/>
       <w:outlineLvl w:val="1"/>
     </w:pPr>
     <w:rPr>
-      <w:rFonts w:asciiTheme="majorHAnsi" w:eastAsiaTheme="majorEastAsia" w:hAnsiTheme="majorHAnsi" w:cstheme="majorBidi"/>
+      <w:rFonts w:asciiTheme="majorHAnsi" w:cstheme="majorBidi" w:eastAsiaTheme="majorEastAsia" w:hAnsiTheme="majorHAnsi"/>
       <w:b/>
       <w:bCs/>
-      <w:color w:val="4F81BD" w:themeColor="accent1"/>
+      <w:color w:themeColor="accent1" w:val="4F81BD"/>
       <w:sz w:val="28"/>
       <w:szCs w:val="28"/>
     </w:rPr>
   </w:style>
-  <w:style w:type="paragraph" w:styleId="Heading3">
+  <w:style w:styleId="Heading3" w:type="paragraph">
     <w:name w:val="Heading 3"/>
     <w:basedOn w:val="Normal"/>
     <w:next w:val="BodyText"/>
@@ -4868,19 +4976,19 @@
     <w:pPr>
       <w:keepNext/>
       <w:keepLines/>
-      <w:spacing w:before="200" w:after="0"/>
+      <w:spacing w:after="0" w:before="200"/>
       <w:outlineLvl w:val="2"/>
     </w:pPr>
     <w:rPr>
-      <w:rFonts w:asciiTheme="majorHAnsi" w:eastAsiaTheme="majorEastAsia" w:hAnsiTheme="majorHAnsi" w:cstheme="majorBidi"/>
+      <w:rFonts w:asciiTheme="majorHAnsi" w:cstheme="majorBidi" w:eastAsiaTheme="majorEastAsia" w:hAnsiTheme="majorHAnsi"/>
       <w:b/>
       <w:bCs/>
-      <w:color w:val="4F81BD" w:themeColor="accent1"/>
+      <w:color w:themeColor="accent1" w:val="4F81BD"/>
       <w:sz w:val="24"/>
       <w:szCs w:val="24"/>
     </w:rPr>
   </w:style>
-  <w:style w:type="paragraph" w:styleId="Heading4">
+  <w:style w:styleId="Heading4" w:type="paragraph">
     <w:name w:val="Heading 4"/>
     <w:basedOn w:val="Normal"/>
     <w:next w:val="BodyText"/>
@@ -4890,19 +4998,19 @@
     <w:pPr>
       <w:keepNext/>
       <w:keepLines/>
-      <w:spacing w:before="200" w:after="0"/>
+      <w:spacing w:after="0" w:before="200"/>
       <w:outlineLvl w:val="3"/>
     </w:pPr>
     <w:rPr>
-      <w:rFonts w:asciiTheme="majorHAnsi" w:eastAsiaTheme="majorEastAsia" w:hAnsiTheme="majorHAnsi" w:cstheme="majorBidi"/>
+      <w:rFonts w:asciiTheme="majorHAnsi" w:cstheme="majorBidi" w:eastAsiaTheme="majorEastAsia" w:hAnsiTheme="majorHAnsi"/>
       <w:i/>
       <w:bCs/>
-      <w:color w:val="4F81BD" w:themeColor="accent1"/>
+      <w:color w:themeColor="accent1" w:val="4F81BD"/>
       <w:sz w:val="24"/>
       <w:szCs w:val="24"/>
     </w:rPr>
   </w:style>
-  <w:style w:type="paragraph" w:styleId="Heading5">
+  <w:style w:styleId="Heading5" w:type="paragraph">
     <w:name w:val="Heading 5"/>
     <w:basedOn w:val="Normal"/>
     <w:next w:val="BodyText"/>
@@ -4912,18 +5020,18 @@
     <w:pPr>
       <w:keepNext/>
       <w:keepLines/>
-      <w:spacing w:before="200" w:after="0"/>
+      <w:spacing w:after="0" w:before="200"/>
       <w:outlineLvl w:val="4"/>
     </w:pPr>
     <w:rPr>
-      <w:rFonts w:asciiTheme="majorHAnsi" w:eastAsiaTheme="majorEastAsia" w:hAnsiTheme="majorHAnsi" w:cstheme="majorBidi"/>
+      <w:rFonts w:asciiTheme="majorHAnsi" w:cstheme="majorBidi" w:eastAsiaTheme="majorEastAsia" w:hAnsiTheme="majorHAnsi"/>
       <w:iCs/>
-      <w:color w:val="4F81BD" w:themeColor="accent1"/>
+      <w:color w:themeColor="accent1" w:val="4F81BD"/>
       <w:sz w:val="24"/>
       <w:szCs w:val="24"/>
     </w:rPr>
   </w:style>
-  <w:style w:type="paragraph" w:styleId="Heading6">
+  <w:style w:styleId="Heading6" w:type="paragraph">
     <w:name w:val="Heading 6"/>
     <w:basedOn w:val="Normal"/>
     <w:next w:val="BodyText"/>
@@ -4933,17 +5041,17 @@
     <w:pPr>
       <w:keepNext/>
       <w:keepLines/>
-      <w:spacing w:before="200" w:after="0"/>
+      <w:spacing w:after="0" w:before="200"/>
       <w:outlineLvl w:val="5"/>
     </w:pPr>
     <w:rPr>
-      <w:rFonts w:asciiTheme="majorHAnsi" w:eastAsiaTheme="majorEastAsia" w:hAnsiTheme="majorHAnsi" w:cstheme="majorBidi"/>
-      <w:color w:val="4F81BD" w:themeColor="accent1"/>
+      <w:rFonts w:asciiTheme="majorHAnsi" w:cstheme="majorBidi" w:eastAsiaTheme="majorEastAsia" w:hAnsiTheme="majorHAnsi"/>
+      <w:color w:themeColor="accent1" w:val="4F81BD"/>
       <w:sz w:val="24"/>
       <w:szCs w:val="24"/>
     </w:rPr>
   </w:style>
-  <w:style w:type="paragraph" w:styleId="Heading7">
+  <w:style w:styleId="Heading7" w:type="paragraph">
     <w:name w:val="Heading 7"/>
     <w:basedOn w:val="Normal"/>
     <w:next w:val="BodyText"/>
@@ -4953,17 +5061,17 @@
     <w:pPr>
       <w:keepNext/>
       <w:keepLines/>
-      <w:spacing w:before="200" w:after="0"/>
+      <w:spacing w:after="0" w:before="200"/>
       <w:outlineLvl w:val="6"/>
     </w:pPr>
     <w:rPr>
-      <w:rFonts w:asciiTheme="majorHAnsi" w:eastAsiaTheme="majorEastAsia" w:hAnsiTheme="majorHAnsi" w:cstheme="majorBidi"/>
-      <w:color w:val="4F81BD" w:themeColor="accent1"/>
+      <w:rFonts w:asciiTheme="majorHAnsi" w:cstheme="majorBidi" w:eastAsiaTheme="majorEastAsia" w:hAnsiTheme="majorHAnsi"/>
+      <w:color w:themeColor="accent1" w:val="4F81BD"/>
       <w:sz w:val="24"/>
       <w:szCs w:val="24"/>
     </w:rPr>
   </w:style>
-  <w:style w:type="paragraph" w:styleId="Heading8">
+  <w:style w:styleId="Heading8" w:type="paragraph">
     <w:name w:val="Heading 8"/>
     <w:basedOn w:val="Normal"/>
     <w:next w:val="BodyText"/>
@@ -4973,17 +5081,17 @@
     <w:pPr>
       <w:keepNext/>
       <w:keepLines/>
-      <w:spacing w:before="200" w:after="0"/>
+      <w:spacing w:after="0" w:before="200"/>
       <w:outlineLvl w:val="7"/>
     </w:pPr>
     <w:rPr>
-      <w:rFonts w:asciiTheme="majorHAnsi" w:eastAsiaTheme="majorEastAsia" w:hAnsiTheme="majorHAnsi" w:cstheme="majorBidi"/>
-      <w:color w:val="4F81BD" w:themeColor="accent1"/>
+      <w:rFonts w:asciiTheme="majorHAnsi" w:cstheme="majorBidi" w:eastAsiaTheme="majorEastAsia" w:hAnsiTheme="majorHAnsi"/>
+      <w:color w:themeColor="accent1" w:val="4F81BD"/>
       <w:sz w:val="24"/>
       <w:szCs w:val="24"/>
     </w:rPr>
   </w:style>
-  <w:style w:type="paragraph" w:styleId="Heading9">
+  <w:style w:styleId="Heading9" w:type="paragraph">
     <w:name w:val="Heading 9"/>
     <w:basedOn w:val="Normal"/>
     <w:next w:val="BodyText"/>
@@ -4993,17 +5101,17 @@
     <w:pPr>
       <w:keepNext/>
       <w:keepLines/>
-      <w:spacing w:before="200" w:after="0"/>
+      <w:spacing w:after="0" w:before="200"/>
       <w:outlineLvl w:val="8"/>
     </w:pPr>
     <w:rPr>
-      <w:rFonts w:asciiTheme="majorHAnsi" w:eastAsiaTheme="majorEastAsia" w:hAnsiTheme="majorHAnsi" w:cstheme="majorBidi"/>
-      <w:color w:val="4F81BD" w:themeColor="accent1"/>
+      <w:rFonts w:asciiTheme="majorHAnsi" w:cstheme="majorBidi" w:eastAsiaTheme="majorEastAsia" w:hAnsiTheme="majorHAnsi"/>
+      <w:color w:themeColor="accent1" w:val="4F81BD"/>
       <w:sz w:val="24"/>
       <w:szCs w:val="24"/>
     </w:rPr>
   </w:style>
-  <w:style w:type="paragraph" w:styleId="BlockText">
+  <w:style w:styleId="BlockText" w:type="paragraph">
     <w:name w:val="Block Text"/>
     <w:basedOn w:val="BodyText"/>
     <w:next w:val="BodyText"/>
@@ -5011,11 +5119,11 @@
     <w:unhideWhenUsed/>
     <w:qFormat/>
     <w:pPr>
-      <w:spacing w:before="100" w:after="100"/>
+      <w:spacing w:after="100" w:before="100"/>
       <w:ind w:firstLine="0" w:left="480" w:right="480"/>
     </w:pPr>
   </w:style>
-  <w:style w:type="paragraph" w:styleId="FootnoteText">
+  <w:style w:styleId="FootnoteText" w:type="paragraph">
     <w:name w:val="Footnote Text"/>
     <w:basedOn w:val="Normal"/>
     <w:next w:val="FootnoteText"/>
@@ -5023,28 +5131,43 @@
     <w:unhideWhenUsed/>
     <w:qFormat/>
   </w:style>
-  <w:style w:type="character" w:default="1" w:styleId="DefaultParagraphFont">
+  <w:style w:default="1" w:styleId="DefaultParagraphFont" w:type="character">
     <w:name w:val="Default Paragraph Font"/>
     <w:semiHidden/>
     <w:unhideWhenUsed/>
   </w:style>
-  <w:style w:type="table" w:default="1" w:styleId="Table">
+  <w:style w:default="1" w:styleId="Table" w:type="table">
     <w:name w:val="Table"/>
     <w:basedOn w:val="TableNormal"/>
     <w:semiHidden/>
     <w:unhideWhenUsed/>
     <w:qFormat/>
     <w:tblPr>
-      <w:tblInd w:w="0" w:type="dxa"/>
+      <w:tblInd w:type="dxa" w:w="0"/>
       <w:tblCellMar>
-        <w:top w:w="0" w:type="dxa"/>
-        <w:left w:w="108" w:type="dxa"/>
-        <w:bottom w:w="0" w:type="dxa"/>
-        <w:right w:w="108" w:type="dxa"/>
+        <w:top w:type="dxa" w:w="0"/>
+        <w:left w:type="dxa" w:w="108"/>
+        <w:bottom w:type="dxa" w:w="0"/>
+        <w:right w:type="dxa" w:w="108"/>
       </w:tblCellMar>
     </w:tblPr>
-  </w:style>
-  <w:style w:type="paragraph" w:customStyle="1" w:styleId="DefinitionTerm">
+    <w:tblStylePr w:type="firstRow">
+      <w:tblPr>
+        <w:jc w:val="left"/>
+        <w:tblInd w:type="dxa" w:w="0"/>
+      </w:tblPr>
+      <w:trPr>
+        <w:jc w:val="left"/>
+      </w:trPr>
+      <w:tcPr>
+        <w:vAlign w:val="bottom"/>
+        <w:tcBorders>
+          <w:bottom w:val="single"/>
+        </w:tcBorders>
+      </w:tcPr>
+    </w:tblStylePr>
+  </w:style>
+  <w:style w:customStyle="1" w:styleId="DefinitionTerm" w:type="paragraph">
     <w:name w:val="Definition Term"/>
     <w:basedOn w:val="Normal"/>
     <w:next w:val="Definition"/>
@@ -5057,49 +5180,49 @@
       <w:b/>
     </w:rPr>
   </w:style>
-  <w:style w:type="paragraph" w:customStyle="1" w:styleId="Definition">
+  <w:style w:customStyle="1" w:styleId="Definition" w:type="paragraph">
     <w:name w:val="Definition"/>
     <w:basedOn w:val="Normal"/>
   </w:style>
-  <w:style w:type="paragraph" w:styleId="Caption">
+  <w:style w:styleId="Caption" w:type="paragraph">
     <w:name w:val="Caption"/>
     <w:basedOn w:val="Normal"/>
     <w:link w:val="BodyTextChar"/>
     <w:pPr>
-      <w:spacing w:before="0" w:after="120"/>
+      <w:spacing w:after="120" w:before="0"/>
     </w:pPr>
     <w:rPr>
       <w:i/>
     </w:rPr>
   </w:style>
-  <w:style w:type="paragraph" w:customStyle="1" w:styleId="TableCaption">
+  <w:style w:customStyle="1" w:styleId="TableCaption" w:type="paragraph">
     <w:name w:val="Table Caption"/>
     <w:basedOn w:val="Caption"/>
     <w:pPr>
       <w:keepNext/>
     </w:pPr>
   </w:style>
-  <w:style w:type="paragraph" w:customStyle="1" w:styleId="ImageCaption">
+  <w:style w:customStyle="1" w:styleId="ImageCaption" w:type="paragraph">
     <w:name w:val="Image Caption"/>
     <w:basedOn w:val="Caption"/>
   </w:style>
-  <w:style w:type="paragraph" w:customStyle="1" w:styleId="Figure">
+  <w:style w:customStyle="1" w:styleId="Figure" w:type="paragraph">
     <w:name w:val="Figure"/>
     <w:basedOn w:val="Normal"/>
   </w:style>
-  <w:style w:type="paragraph" w:customStyle="1" w:styleId="CaptionedFigure">
+  <w:style w:customStyle="1" w:styleId="CaptionedFigure" w:type="paragraph">
     <w:name w:val="Captioned Figure"/>
     <w:basedOn w:val="Figure"/>
     <w:pPr>
       <w:keepNext/>
     </w:pPr>
   </w:style>
-  <w:style w:type="character" w:customStyle="1" w:styleId="BodyTextChar">
+  <w:style w:customStyle="1" w:styleId="BodyTextChar" w:type="character">
     <w:name w:val="Body Text Char"/>
     <w:basedOn w:val="DefaultParagraphFont"/>
     <w:link w:val="BodyText"/>
   </w:style>
-  <w:style w:type="character" w:customStyle="1" w:styleId="VerbatimChar">
+  <w:style w:customStyle="1" w:styleId="VerbatimChar" w:type="character">
     <w:name w:val="Verbatim Char"/>
     <w:basedOn w:val="BodyTextChar"/>
     <w:rPr>
@@ -5107,21 +5230,25 @@
       <w:sz w:val="22"/>
     </w:rPr>
   </w:style>
-  <w:style w:type="character" w:styleId="FootnoteReference">
+  <w:style w:customStyle="1" w:styleId="SectionNumber" w:type="character">
+    <w:name w:val="Section Number"/>
+    <w:basedOn w:val="BodyTextChar"/>
+  </w:style>
+  <w:style w:styleId="FootnoteReference" w:type="character">
     <w:name w:val="Footnote Reference"/>
     <w:basedOn w:val="BodyTextChar"/>
     <w:rPr>
       <w:vertAlign w:val="superscript"/>
     </w:rPr>
   </w:style>
-  <w:style w:type="character" w:styleId="Hyperlink">
+  <w:style w:styleId="Hyperlink" w:type="character">
     <w:name w:val="Hyperlink"/>
     <w:basedOn w:val="BodyTextChar"/>
     <w:rPr>
-      <w:color w:val="4F81BD" w:themeColor="accent1"/>
+      <w:color w:themeColor="accent1" w:val="4F81BD"/>
     </w:rPr>
   </w:style>
-  <w:style w:type="paragraph" w:styleId="TOCHeading">
+  <w:style w:styleId="TOCHeading" w:type="paragraph">
     <w:name w:val="TOC Heading"/>
     <w:basedOn w:val="Heading1"/>
     <w:next w:val="BodyText"/>
@@ -5133,10 +5260,10 @@
       <w:outlineLvl w:val="9"/>
     </w:pPr>
     <w:rPr>
-      <w:rFonts w:asciiTheme="majorHAnsi" w:eastAsiaTheme="majorEastAsia" w:hAnsiTheme="majorHAnsi" w:cstheme="majorBidi"/>
+      <w:rFonts w:asciiTheme="majorHAnsi" w:cstheme="majorBidi" w:eastAsiaTheme="majorEastAsia" w:hAnsiTheme="majorHAnsi"/>
       <w:b w:val="0"/>
       <w:bCs w:val="0"/>
-      <w:color w:val="365F91" w:themeColor="accent1" w:themeShade="BF"/>
+      <w:color w:themeColor="accent1" w:themeShade="BF" w:val="365F91"/>
     </w:rPr>
   </w:style>
   <w:style w:type="paragraph" w:customStyle="1" w:styleId="SourceCode">
@@ -5228,7 +5355,10 @@
   <w:style w:type="character" w:customStyle="1" w:styleId="ImportTok">
     <w:name w:val="ImportTok"/>
     <w:basedOn w:val="VerbatimChar"/>
-    <w:rPr/>
+    <w:rPr>
+      <w:color w:val="008000"/>
+      <w:b/>
+    </w:rPr>
   </w:style>
   <w:style w:type="character" w:customStyle="1" w:styleId="CommentTok">
     <w:name w:val="CommentTok"/>
@@ -5303,7 +5433,9 @@
   <w:style w:type="character" w:customStyle="1" w:styleId="BuiltInTok">
     <w:name w:val="BuiltInTok"/>
     <w:basedOn w:val="VerbatimChar"/>
-    <w:rPr/>
+    <w:rPr>
+      <w:color w:val="008000"/>
+    </w:rPr>
   </w:style>
   <w:style w:type="character" w:customStyle="1" w:styleId="ExtensionTok">
     <w:name w:val="ExtensionTok"/>
